--- a/dossier/Cover_Letter_Wang.docx
+++ b/dossier/Cover_Letter_Wang.docx
@@ -73,11 +73,25 @@
       </w:r>
       <w:r>
         <w:br/>
-        <w:t>Tougaloo College</w:t>
+      </w:r>
+      <w:proofErr w:type="spellStart"/>
+      <w:r>
+        <w:t>Tougaloo</w:t>
+      </w:r>
+      <w:proofErr w:type="spellEnd"/>
+      <w:r>
+        <w:t xml:space="preserve"> College</w:t>
       </w:r>
       <w:r>
         <w:br/>
-        <w:t>Tougaloo, MS 39174</w:t>
+      </w:r>
+      <w:proofErr w:type="spellStart"/>
+      <w:r>
+        <w:t>Tougaloo</w:t>
+      </w:r>
+      <w:proofErr w:type="spellEnd"/>
+      <w:r>
+        <w:t>, MS 39174</w:t>
       </w:r>
     </w:p>
     <w:p>
@@ -165,19 +179,7 @@
         <w:rPr>
           <w:rFonts w:eastAsia="Times New Roman" w:cstheme="minorHAnsi"/>
         </w:rPr>
-        <w:t xml:space="preserve">Dear </w:t>
-      </w:r>
-      <w:r>
-        <w:rPr>
-          <w:rFonts w:eastAsia="Times New Roman" w:cstheme="minorHAnsi"/>
-        </w:rPr>
-        <w:t>Prof. Streeter</w:t>
-      </w:r>
-      <w:r>
-        <w:rPr>
-          <w:rFonts w:eastAsia="Times New Roman" w:cstheme="minorHAnsi"/>
-        </w:rPr>
-        <w:t xml:space="preserve"> </w:t>
+        <w:t xml:space="preserve">Dear Prof. Streeter </w:t>
       </w:r>
       <w:r>
         <w:rPr>
@@ -215,7 +217,21 @@
         <w:rPr>
           <w:rFonts w:eastAsia="Times New Roman" w:cstheme="minorHAnsi"/>
         </w:rPr>
-        <w:t>Please accept this letter for consideration for my promotion to the rank of Associate Professor in the Department of Mathematics and Computer Science at Tougaloo College. In the documents provided in my dossier and the collection of artifacts on my webpage (</w:t>
+        <w:t xml:space="preserve">Please accept this letter for consideration for my promotion to the rank of Associate Professor in the Department of Mathematics and Computer Science at </w:t>
+      </w:r>
+      <w:proofErr w:type="spellStart"/>
+      <w:r>
+        <w:rPr>
+          <w:rFonts w:eastAsia="Times New Roman" w:cstheme="minorHAnsi"/>
+        </w:rPr>
+        <w:t>Tougaloo</w:t>
+      </w:r>
+      <w:proofErr w:type="spellEnd"/>
+      <w:r>
+        <w:rPr>
+          <w:rFonts w:eastAsia="Times New Roman" w:cstheme="minorHAnsi"/>
+        </w:rPr>
+        <w:t xml:space="preserve"> College. In the documents provided in my dossier and the collection of artifacts on my webpage (</w:t>
       </w:r>
       <w:hyperlink r:id="rId5" w:history="1">
         <w:r>
@@ -236,7 +252,15 @@
         <w:rPr>
           <w:rFonts w:eastAsia="Times New Roman" w:cstheme="minorHAnsi"/>
         </w:rPr>
-        <w:t xml:space="preserve">I hope the committee finds my promotion and tenure materials demonstrate my commitment and merit tenure status and promotion to associate professor. I thank you in advance for the consideration of my letter, dossier, and supporting materials. I am happy to provide further evidence or answer any questions, if necessary. </w:t>
+        <w:t xml:space="preserve">I hope the committee finds my promotion and tenure materials demonstrate my commitment and merit tenure status and promotion to associate professor. I thank you in advance for the consideration of my letter, dossier, and </w:t>
+      </w:r>
+      <w:bookmarkStart w:id="0" w:name="_GoBack"/>
+      <w:bookmarkEnd w:id="0"/>
+      <w:r>
+        <w:rPr>
+          <w:rFonts w:eastAsia="Times New Roman" w:cstheme="minorHAnsi"/>
+        </w:rPr>
+        <w:t xml:space="preserve">supporting materials. I am happy to provide further evidence or answer any questions, if necessary. </w:t>
       </w:r>
     </w:p>
     <w:p>
@@ -378,13 +402,16 @@
       </w:r>
     </w:p>
     <w:p>
-      <w:r>
-        <w:t>Xiuquan Wang</w:t>
+      <w:proofErr w:type="spellStart"/>
+      <w:r>
+        <w:t>Xiuquan</w:t>
+      </w:r>
+      <w:proofErr w:type="spellEnd"/>
+      <w:r>
+        <w:t xml:space="preserve"> Wang</w:t>
       </w:r>
       <w:r>
         <w:br/>
-      </w:r>
-      <w:r>
         <w:t>Department of Mathematics and Computer Science</w:t>
       </w:r>
       <w:r>
@@ -393,14 +420,26 @@
       </w:r>
       <w:r>
         <w:br/>
-        <w:t>Tougaloo College</w:t>
+      </w:r>
+      <w:proofErr w:type="spellStart"/>
+      <w:r>
+        <w:t>Tougaloo</w:t>
+      </w:r>
+      <w:proofErr w:type="spellEnd"/>
+      <w:r>
+        <w:t xml:space="preserve"> College</w:t>
       </w:r>
       <w:r>
         <w:br/>
-        <w:t>Tougaloo, MS 39174</w:t>
-      </w:r>
-      <w:bookmarkStart w:id="0" w:name="_GoBack"/>
-      <w:bookmarkEnd w:id="0"/>
+      </w:r>
+      <w:proofErr w:type="spellStart"/>
+      <w:r>
+        <w:t>Tougaloo</w:t>
+      </w:r>
+      <w:proofErr w:type="spellEnd"/>
+      <w:r>
+        <w:t>, MS 39174</w:t>
+      </w:r>
     </w:p>
     <w:p>
       <w:r>
